--- a/tillsyn/A 58304-2025 tillsynsbegäran.docx
+++ b/tillsyn/A 58304-2025 tillsynsbegäran.docx
@@ -303,7 +303,7 @@
     <w:r>
       <w:tab/>
       <w:tab/>
-      <w:t>2026-09-14</w:t>
+      <w:t>2026-09-15</w:t>
       <w:br/>
       <w:br/>
     </w:r>

--- a/tillsyn/A 58304-2025 tillsynsbegäran.docx
+++ b/tillsyn/A 58304-2025 tillsynsbegäran.docx
@@ -303,7 +303,7 @@
     <w:r>
       <w:tab/>
       <w:tab/>
-      <w:t>2026-09-15</w:t>
+      <w:t>2026-09-16</w:t>
       <w:br/>
       <w:br/>
     </w:r>

--- a/tillsyn/A 58304-2025 tillsynsbegäran.docx
+++ b/tillsyn/A 58304-2025 tillsynsbegäran.docx
@@ -303,7 +303,7 @@
     <w:r>
       <w:tab/>
       <w:tab/>
-      <w:t>2026-09-16</w:t>
+      <w:t>2026-09-17</w:t>
       <w:br/>
       <w:br/>
     </w:r>

--- a/tillsyn/A 58304-2025 tillsynsbegäran.docx
+++ b/tillsyn/A 58304-2025 tillsynsbegäran.docx
@@ -303,7 +303,7 @@
     <w:r>
       <w:tab/>
       <w:tab/>
-      <w:t>2026-09-17</w:t>
+      <w:t>2026-09-18</w:t>
       <w:br/>
       <w:br/>
     </w:r>

--- a/tillsyn/A 58304-2025 tillsynsbegäran.docx
+++ b/tillsyn/A 58304-2025 tillsynsbegäran.docx
@@ -303,7 +303,7 @@
     <w:r>
       <w:tab/>
       <w:tab/>
-      <w:t>2026-09-18</w:t>
+      <w:t>2026-09-19</w:t>
       <w:br/>
       <w:br/>
     </w:r>

--- a/tillsyn/A 58304-2025 tillsynsbegäran.docx
+++ b/tillsyn/A 58304-2025 tillsynsbegäran.docx
@@ -303,7 +303,7 @@
     <w:r>
       <w:tab/>
       <w:tab/>
-      <w:t>2026-09-19</w:t>
+      <w:t>2026-09-21</w:t>
       <w:br/>
       <w:br/>
     </w:r>

--- a/tillsyn/A 58304-2025 tillsynsbegäran.docx
+++ b/tillsyn/A 58304-2025 tillsynsbegäran.docx
@@ -303,7 +303,7 @@
     <w:r>
       <w:tab/>
       <w:tab/>
-      <w:t>2026-09-21</w:t>
+      <w:t>2026-09-23</w:t>
       <w:br/>
       <w:br/>
     </w:r>

--- a/tillsyn/A 58304-2025 tillsynsbegäran.docx
+++ b/tillsyn/A 58304-2025 tillsynsbegäran.docx
@@ -303,7 +303,7 @@
     <w:r>
       <w:tab/>
       <w:tab/>
-      <w:t>2026-09-23</w:t>
+      <w:t>2026-09-24</w:t>
       <w:br/>
       <w:br/>
     </w:r>

--- a/tillsyn/A 58304-2025 tillsynsbegäran.docx
+++ b/tillsyn/A 58304-2025 tillsynsbegäran.docx
@@ -303,7 +303,7 @@
     <w:r>
       <w:tab/>
       <w:tab/>
-      <w:t>2026-09-24</w:t>
+      <w:t>2026-09-25</w:t>
       <w:br/>
       <w:br/>
     </w:r>

--- a/tillsyn/A 58304-2025 tillsynsbegäran.docx
+++ b/tillsyn/A 58304-2025 tillsynsbegäran.docx
@@ -303,7 +303,7 @@
     <w:r>
       <w:tab/>
       <w:tab/>
-      <w:t>2026-09-25</w:t>
+      <w:t>2026-09-26</w:t>
       <w:br/>
       <w:br/>
     </w:r>

--- a/tillsyn/A 58304-2025 tillsynsbegäran.docx
+++ b/tillsyn/A 58304-2025 tillsynsbegäran.docx
@@ -303,7 +303,7 @@
     <w:r>
       <w:tab/>
       <w:tab/>
-      <w:t>2026-09-26</w:t>
+      <w:t>2026-09-27</w:t>
       <w:br/>
       <w:br/>
     </w:r>

--- a/tillsyn/A 58304-2025 tillsynsbegäran.docx
+++ b/tillsyn/A 58304-2025 tillsynsbegäran.docx
@@ -303,7 +303,7 @@
     <w:r>
       <w:tab/>
       <w:tab/>
-      <w:t>2026-09-27</w:t>
+      <w:t>2026-09-28</w:t>
       <w:br/>
       <w:br/>
     </w:r>

--- a/tillsyn/A 58304-2025 tillsynsbegäran.docx
+++ b/tillsyn/A 58304-2025 tillsynsbegäran.docx
@@ -303,7 +303,7 @@
     <w:r>
       <w:tab/>
       <w:tab/>
-      <w:t>2026-09-28</w:t>
+      <w:t>2026-09-29</w:t>
       <w:br/>
       <w:br/>
     </w:r>

--- a/tillsyn/A 58304-2025 tillsynsbegäran.docx
+++ b/tillsyn/A 58304-2025 tillsynsbegäran.docx
@@ -303,7 +303,7 @@
     <w:r>
       <w:tab/>
       <w:tab/>
-      <w:t>2026-09-29</w:t>
+      <w:t>2026-09-30</w:t>
       <w:br/>
       <w:br/>
     </w:r>

--- a/tillsyn/A 58304-2025 tillsynsbegäran.docx
+++ b/tillsyn/A 58304-2025 tillsynsbegäran.docx
@@ -303,7 +303,7 @@
     <w:r>
       <w:tab/>
       <w:tab/>
-      <w:t>2026-09-30</w:t>
+      <w:t>2026-10-01</w:t>
       <w:br/>
       <w:br/>
     </w:r>

--- a/tillsyn/A 58304-2025 tillsynsbegäran.docx
+++ b/tillsyn/A 58304-2025 tillsynsbegäran.docx
@@ -303,7 +303,7 @@
     <w:r>
       <w:tab/>
       <w:tab/>
-      <w:t>2026-10-01</w:t>
+      <w:t>2026-10-02</w:t>
       <w:br/>
       <w:br/>
     </w:r>

--- a/tillsyn/A 58304-2025 tillsynsbegäran.docx
+++ b/tillsyn/A 58304-2025 tillsynsbegäran.docx
@@ -303,7 +303,7 @@
     <w:r>
       <w:tab/>
       <w:tab/>
-      <w:t>2026-10-02</w:t>
+      <w:t>2026-10-03</w:t>
       <w:br/>
       <w:br/>
     </w:r>

--- a/tillsyn/A 58304-2025 tillsynsbegäran.docx
+++ b/tillsyn/A 58304-2025 tillsynsbegäran.docx
@@ -303,7 +303,7 @@
     <w:r>
       <w:tab/>
       <w:tab/>
-      <w:t>2026-10-03</w:t>
+      <w:t>2026-10-04</w:t>
       <w:br/>
       <w:br/>
     </w:r>

--- a/tillsyn/A 58304-2025 tillsynsbegäran.docx
+++ b/tillsyn/A 58304-2025 tillsynsbegäran.docx
@@ -303,7 +303,7 @@
     <w:r>
       <w:tab/>
       <w:tab/>
-      <w:t>2026-10-04</w:t>
+      <w:t>2026-10-05</w:t>
       <w:br/>
       <w:br/>
     </w:r>

--- a/tillsyn/A 58304-2025 tillsynsbegäran.docx
+++ b/tillsyn/A 58304-2025 tillsynsbegäran.docx
@@ -303,7 +303,7 @@
     <w:r>
       <w:tab/>
       <w:tab/>
-      <w:t>2026-10-05</w:t>
+      <w:t>2026-10-06</w:t>
       <w:br/>
       <w:br/>
     </w:r>

--- a/tillsyn/A 58304-2025 tillsynsbegäran.docx
+++ b/tillsyn/A 58304-2025 tillsynsbegäran.docx
@@ -303,7 +303,7 @@
     <w:r>
       <w:tab/>
       <w:tab/>
-      <w:t>2026-10-06</w:t>
+      <w:t>2026-10-07</w:t>
       <w:br/>
       <w:br/>
     </w:r>

--- a/tillsyn/A 58304-2025 tillsynsbegäran.docx
+++ b/tillsyn/A 58304-2025 tillsynsbegäran.docx
@@ -303,7 +303,7 @@
     <w:r>
       <w:tab/>
       <w:tab/>
-      <w:t>2026-10-07</w:t>
+      <w:t>2026-10-08</w:t>
       <w:br/>
       <w:br/>
     </w:r>

--- a/tillsyn/A 58304-2025 tillsynsbegäran.docx
+++ b/tillsyn/A 58304-2025 tillsynsbegäran.docx
@@ -303,7 +303,7 @@
     <w:r>
       <w:tab/>
       <w:tab/>
-      <w:t>2026-10-08</w:t>
+      <w:t>2026-10-09</w:t>
       <w:br/>
       <w:br/>
     </w:r>

--- a/tillsyn/A 58304-2025 tillsynsbegäran.docx
+++ b/tillsyn/A 58304-2025 tillsynsbegäran.docx
@@ -303,7 +303,7 @@
     <w:r>
       <w:tab/>
       <w:tab/>
-      <w:t>2026-10-09</w:t>
+      <w:t>2026-10-10</w:t>
       <w:br/>
       <w:br/>
     </w:r>

--- a/tillsyn/A 58304-2025 tillsynsbegäran.docx
+++ b/tillsyn/A 58304-2025 tillsynsbegäran.docx
@@ -303,7 +303,7 @@
     <w:r>
       <w:tab/>
       <w:tab/>
-      <w:t>2026-10-10</w:t>
+      <w:t>2026-10-11</w:t>
       <w:br/>
       <w:br/>
     </w:r>

--- a/tillsyn/A 58304-2025 tillsynsbegäran.docx
+++ b/tillsyn/A 58304-2025 tillsynsbegäran.docx
@@ -303,7 +303,7 @@
     <w:r>
       <w:tab/>
       <w:tab/>
-      <w:t>2026-10-11</w:t>
+      <w:t>2026-10-12</w:t>
       <w:br/>
       <w:br/>
     </w:r>

--- a/tillsyn/A 58304-2025 tillsynsbegäran.docx
+++ b/tillsyn/A 58304-2025 tillsynsbegäran.docx
@@ -303,7 +303,7 @@
     <w:r>
       <w:tab/>
       <w:tab/>
-      <w:t>2026-10-12</w:t>
+      <w:t>2026-10-13</w:t>
       <w:br/>
       <w:br/>
     </w:r>

--- a/tillsyn/A 58304-2025 tillsynsbegäran.docx
+++ b/tillsyn/A 58304-2025 tillsynsbegäran.docx
@@ -303,7 +303,7 @@
     <w:r>
       <w:tab/>
       <w:tab/>
-      <w:t>2026-10-13</w:t>
+      <w:t>2026-10-14</w:t>
       <w:br/>
       <w:br/>
     </w:r>

--- a/tillsyn/A 58304-2025 tillsynsbegäran.docx
+++ b/tillsyn/A 58304-2025 tillsynsbegäran.docx
@@ -303,7 +303,7 @@
     <w:r>
       <w:tab/>
       <w:tab/>
-      <w:t>2026-10-14</w:t>
+      <w:t>2026-10-15</w:t>
       <w:br/>
       <w:br/>
     </w:r>

--- a/tillsyn/A 58304-2025 tillsynsbegäran.docx
+++ b/tillsyn/A 58304-2025 tillsynsbegäran.docx
@@ -303,7 +303,7 @@
     <w:r>
       <w:tab/>
       <w:tab/>
-      <w:t>2026-10-15</w:t>
+      <w:t>2026-10-16</w:t>
       <w:br/>
       <w:br/>
     </w:r>

--- a/tillsyn/A 58304-2025 tillsynsbegäran.docx
+++ b/tillsyn/A 58304-2025 tillsynsbegäran.docx
@@ -303,7 +303,7 @@
     <w:r>
       <w:tab/>
       <w:tab/>
-      <w:t>2026-10-16</w:t>
+      <w:t>2026-10-17</w:t>
       <w:br/>
       <w:br/>
     </w:r>

--- a/tillsyn/A 58304-2025 tillsynsbegäran.docx
+++ b/tillsyn/A 58304-2025 tillsynsbegäran.docx
@@ -303,7 +303,7 @@
     <w:r>
       <w:tab/>
       <w:tab/>
-      <w:t>2026-10-17</w:t>
+      <w:t>2026-10-18</w:t>
       <w:br/>
       <w:br/>
     </w:r>

--- a/tillsyn/A 58304-2025 tillsynsbegäran.docx
+++ b/tillsyn/A 58304-2025 tillsynsbegäran.docx
@@ -303,7 +303,7 @@
     <w:r>
       <w:tab/>
       <w:tab/>
-      <w:t>2026-10-18</w:t>
+      <w:t>2026-10-19</w:t>
       <w:br/>
       <w:br/>
     </w:r>

--- a/tillsyn/A 58304-2025 tillsynsbegäran.docx
+++ b/tillsyn/A 58304-2025 tillsynsbegäran.docx
@@ -303,7 +303,7 @@
     <w:r>
       <w:tab/>
       <w:tab/>
-      <w:t>2026-10-19</w:t>
+      <w:t>2026-10-20</w:t>
       <w:br/>
       <w:br/>
     </w:r>

--- a/tillsyn/A 58304-2025 tillsynsbegäran.docx
+++ b/tillsyn/A 58304-2025 tillsynsbegäran.docx
@@ -303,7 +303,7 @@
     <w:r>
       <w:tab/>
       <w:tab/>
-      <w:t>2026-10-20</w:t>
+      <w:t>2026-10-21</w:t>
       <w:br/>
       <w:br/>
     </w:r>

--- a/tillsyn/A 58304-2025 tillsynsbegäran.docx
+++ b/tillsyn/A 58304-2025 tillsynsbegäran.docx
@@ -303,7 +303,7 @@
     <w:r>
       <w:tab/>
       <w:tab/>
-      <w:t>2026-10-21</w:t>
+      <w:t>2026-10-22</w:t>
       <w:br/>
       <w:br/>
     </w:r>

--- a/tillsyn/A 58304-2025 tillsynsbegäran.docx
+++ b/tillsyn/A 58304-2025 tillsynsbegäran.docx
@@ -303,7 +303,7 @@
     <w:r>
       <w:tab/>
       <w:tab/>
-      <w:t>2026-10-22</w:t>
+      <w:t>2026-10-23</w:t>
       <w:br/>
       <w:br/>
     </w:r>

--- a/tillsyn/A 58304-2025 tillsynsbegäran.docx
+++ b/tillsyn/A 58304-2025 tillsynsbegäran.docx
@@ -303,7 +303,7 @@
     <w:r>
       <w:tab/>
       <w:tab/>
-      <w:t>2026-10-23</w:t>
+      <w:t>2026-10-24</w:t>
       <w:br/>
       <w:br/>
     </w:r>

--- a/tillsyn/A 58304-2025 tillsynsbegäran.docx
+++ b/tillsyn/A 58304-2025 tillsynsbegäran.docx
@@ -303,7 +303,7 @@
     <w:r>
       <w:tab/>
       <w:tab/>
-      <w:t>2026-10-24</w:t>
+      <w:t>2026-10-25</w:t>
       <w:br/>
       <w:br/>
     </w:r>

--- a/tillsyn/A 58304-2025 tillsynsbegäran.docx
+++ b/tillsyn/A 58304-2025 tillsynsbegäran.docx
@@ -303,7 +303,7 @@
     <w:r>
       <w:tab/>
       <w:tab/>
-      <w:t>2026-10-25</w:t>
+      <w:t>2026-10-26</w:t>
       <w:br/>
       <w:br/>
     </w:r>

--- a/tillsyn/A 58304-2025 tillsynsbegäran.docx
+++ b/tillsyn/A 58304-2025 tillsynsbegäran.docx
@@ -303,7 +303,7 @@
     <w:r>
       <w:tab/>
       <w:tab/>
-      <w:t>2026-10-26</w:t>
+      <w:t>2026-10-27</w:t>
       <w:br/>
       <w:br/>
     </w:r>

--- a/tillsyn/A 58304-2025 tillsynsbegäran.docx
+++ b/tillsyn/A 58304-2025 tillsynsbegäran.docx
@@ -303,7 +303,7 @@
     <w:r>
       <w:tab/>
       <w:tab/>
-      <w:t>2026-10-27</w:t>
+      <w:t>2026-10-28</w:t>
       <w:br/>
       <w:br/>
     </w:r>

--- a/tillsyn/A 58304-2025 tillsynsbegäran.docx
+++ b/tillsyn/A 58304-2025 tillsynsbegäran.docx
@@ -303,7 +303,7 @@
     <w:r>
       <w:tab/>
       <w:tab/>
-      <w:t>2026-10-28</w:t>
+      <w:t>2026-10-29</w:t>
       <w:br/>
       <w:br/>
     </w:r>

--- a/tillsyn/A 58304-2025 tillsynsbegäran.docx
+++ b/tillsyn/A 58304-2025 tillsynsbegäran.docx
@@ -12,7 +12,7 @@
     </w:p>
     <w:p>
       <w:r>
-        <w:t>Denna tillsynsbegäran behandlar höga naturvärden i avverkningsanmälan A 58304-2025 i Borås kommun som inkom 2025-11-21 och omfattar 0,3 ha.</w:t>
+        <w:t>Denna tillsynsbegäran behandlar höga naturvärden i avverkningsanmälan A 58304-2025 i Borås kommun som inkom 2025-11-21 och omfattar 0,9 ha.</w:t>
       </w:r>
     </w:p>
     <w:p>
@@ -22,7 +22,7 @@
       <w:r>
         <w:drawing>
           <wp:inline xmlns:a="http://schemas.openxmlformats.org/drawingml/2006/main" xmlns:pic="http://schemas.openxmlformats.org/drawingml/2006/picture">
-            <wp:extent cx="5486400" cy="3842365"/>
+            <wp:extent cx="5486400" cy="4017704"/>
             <wp:docPr id="1" name="Picture 1"/>
             <wp:cNvGraphicFramePr>
               <a:graphicFrameLocks noChangeAspect="1"/>
@@ -43,7 +43,7 @@
                   <pic:spPr>
                     <a:xfrm>
                       <a:off x="0" y="0"/>
-                      <a:ext cx="5486400" cy="3842365"/>
+                      <a:ext cx="5486400" cy="4017704"/>
                     </a:xfrm>
                     <a:prstGeom prst="rect"/>
                   </pic:spPr>
@@ -60,7 +60,7 @@
         <w:spacing w:after="240"/>
       </w:pPr>
       <w:r>
-        <w:t>Figur 1. Fyndplatser för naturvårdsarter inom 20 meter från avverkningsanmälan. Markörer utan svart kant är placerade på fyndplatsen. Markörer med svart kant är placerade vid sidan av fyndplatsen och har ett svart streck som visar fyndplatsens exakta position. Kartans mittpunktskoordinat är N 6394742, E 374400 i SWEREF 99 TM.</w:t>
+        <w:t>Figur 1. Fyndplatser för naturvårdsarter inom 20 meter från avverkningsanmälan. Markörer utan svart kant är placerade på fyndplatsen. Markörer med svart kant är placerade vid sidan av fyndplatsen och har ett svart streck som visar fyndplatsens exakta position. Kartans mittpunktskoordinat är N 6394635, E 374244 i SWEREF 99 TM.</w:t>
       </w:r>
     </w:p>
     <w:p>
@@ -303,7 +303,7 @@
     <w:r>
       <w:tab/>
       <w:tab/>
-      <w:t>2026-10-29</w:t>
+      <w:t>2026-10-31</w:t>
       <w:br/>
       <w:br/>
     </w:r>
